--- a/夢通信_2026年09月号.docx
+++ b/夢通信_2026年09月号.docx
@@ -39,43 +39,38 @@
               <w:spacing w:before="0" w:after="0" w:line="200" w:lineRule="auto"/>
             </w:pPr>
             <w:r>
-              <w:rPr>
-                <w:rFonts w:ascii="HGP創英角ﾎﾟｯﾌﾟ体" w:hAnsi="HGP創英角ﾎﾟｯﾌﾟ体" w:eastAsia="HGP創英角ﾎﾟｯﾌﾟ体"/>
-                <w:b/>
-                <w:color w:val="0099CC"/>
-                <w:sz w:val="44"/>
-              </w:rPr>
-              <w:t>夢門塾日吉</w:t>
-            </w:r>
-          </w:p>
-          <w:p>
-            <w:pPr>
-              <w:jc w:val="center"/>
-              <w:spacing w:before="0" w:after="0" w:line="200" w:lineRule="auto"/>
-            </w:pPr>
-            <w:r>
-              <w:rPr>
-                <w:rFonts w:ascii="HGP創英角ﾎﾟｯﾌﾟ体" w:hAnsi="HGP創英角ﾎﾟｯﾌﾟ体" w:eastAsia="HGP創英角ﾎﾟｯﾌﾟ体"/>
-                <w:b/>
-                <w:color w:val="EC008C"/>
-                <w:sz w:val="104"/>
-              </w:rPr>
-              <w:t>夢通信</w:t>
-            </w:r>
-          </w:p>
-          <w:p>
-            <w:pPr>
-              <w:jc w:val="center"/>
-              <w:spacing w:before="0" w:after="0" w:line="200" w:lineRule="auto"/>
-            </w:pPr>
-            <w:r>
-              <w:rPr>
-                <w:rFonts w:ascii="HGP創英角ﾎﾟｯﾌﾟ体" w:hAnsi="HGP創英角ﾎﾟｯﾌﾟ体" w:eastAsia="HGP創英角ﾎﾟｯﾌﾟ体"/>
-                <w:b/>
-                <w:color w:val="E60000"/>
-                <w:sz w:val="22"/>
-              </w:rPr>
-              <w:t>放課後等デイサービス</w:t>
+              <w:drawing>
+                <wp:inline xmlns:a="http://schemas.openxmlformats.org/drawingml/2006/main" xmlns:pic="http://schemas.openxmlformats.org/drawingml/2006/picture">
+                  <wp:extent cx="3744000" cy="1045706"/>
+                  <wp:docPr id="1" name="Picture 1"/>
+                  <wp:cNvGraphicFramePr>
+                    <a:graphicFrameLocks noChangeAspect="1"/>
+                  </wp:cNvGraphicFramePr>
+                  <a:graphic>
+                    <a:graphicData uri="http://schemas.openxmlformats.org/drawingml/2006/picture">
+                      <pic:pic>
+                        <pic:nvPicPr>
+                          <pic:cNvPr id="0" name="logo.png"/>
+                          <pic:cNvPicPr/>
+                        </pic:nvPicPr>
+                        <pic:blipFill>
+                          <a:blip r:embed="rId9"/>
+                          <a:stretch>
+                            <a:fillRect/>
+                          </a:stretch>
+                        </pic:blipFill>
+                        <pic:spPr>
+                          <a:xfrm>
+                            <a:off x="0" y="0"/>
+                            <a:ext cx="3744000" cy="1045706"/>
+                          </a:xfrm>
+                          <a:prstGeom prst="rect"/>
+                        </pic:spPr>
+                      </pic:pic>
+                    </a:graphicData>
+                  </a:graphic>
+                </wp:inline>
+              </w:drawing>
             </w:r>
           </w:p>
         </w:tc>
@@ -98,13 +93,81 @@
               <w:spacing w:before="40" w:after="0" w:line="200" w:lineRule="auto"/>
             </w:pPr>
             <w:r>
+              <w:drawing>
+                <wp:inline xmlns:a="http://schemas.openxmlformats.org/drawingml/2006/main" xmlns:pic="http://schemas.openxmlformats.org/drawingml/2006/picture">
+                  <wp:extent cx="216000" cy="216000"/>
+                  <wp:docPr id="2" name="Picture 2"/>
+                  <wp:cNvGraphicFramePr>
+                    <a:graphicFrameLocks noChangeAspect="1"/>
+                  </wp:cNvGraphicFramePr>
+                  <a:graphic>
+                    <a:graphicData uri="http://schemas.openxmlformats.org/drawingml/2006/picture">
+                      <pic:pic>
+                        <pic:nvPicPr>
+                          <pic:cNvPr id="0" name="star.png"/>
+                          <pic:cNvPicPr/>
+                        </pic:nvPicPr>
+                        <pic:blipFill>
+                          <a:blip r:embed="rId10"/>
+                          <a:stretch>
+                            <a:fillRect/>
+                          </a:stretch>
+                        </pic:blipFill>
+                        <pic:spPr>
+                          <a:xfrm>
+                            <a:off x="0" y="0"/>
+                            <a:ext cx="216000" cy="216000"/>
+                          </a:xfrm>
+                          <a:prstGeom prst="rect"/>
+                        </pic:spPr>
+                      </pic:pic>
+                    </a:graphicData>
+                  </a:graphic>
+                </wp:inline>
+              </w:drawing>
+            </w:r>
+            <w:r>
               <w:rPr>
                 <w:rFonts w:ascii="BIZ UDPゴシック" w:hAnsi="BIZ UDPゴシック" w:eastAsia="BIZ UDPゴシック"/>
                 <w:b/>
                 <w:color w:val="222222"/>
                 <w:sz w:val="40"/>
               </w:rPr>
-              <w:t>令和八年　九月号</w:t>
+              <w:t xml:space="preserve">  令和八年　九月号  </w:t>
+            </w:r>
+            <w:r>
+              <w:drawing>
+                <wp:inline xmlns:a="http://schemas.openxmlformats.org/drawingml/2006/main" xmlns:pic="http://schemas.openxmlformats.org/drawingml/2006/picture">
+                  <wp:extent cx="216000" cy="216000"/>
+                  <wp:docPr id="3" name="Picture 3"/>
+                  <wp:cNvGraphicFramePr>
+                    <a:graphicFrameLocks noChangeAspect="1"/>
+                  </wp:cNvGraphicFramePr>
+                  <a:graphic>
+                    <a:graphicData uri="http://schemas.openxmlformats.org/drawingml/2006/picture">
+                      <pic:pic>
+                        <pic:nvPicPr>
+                          <pic:cNvPr id="0" name="star.png"/>
+                          <pic:cNvPicPr/>
+                        </pic:nvPicPr>
+                        <pic:blipFill>
+                          <a:blip r:embed="rId10"/>
+                          <a:stretch>
+                            <a:fillRect/>
+                          </a:stretch>
+                        </pic:blipFill>
+                        <pic:spPr>
+                          <a:xfrm>
+                            <a:off x="0" y="0"/>
+                            <a:ext cx="216000" cy="216000"/>
+                          </a:xfrm>
+                          <a:prstGeom prst="rect"/>
+                        </pic:spPr>
+                      </pic:pic>
+                    </a:graphicData>
+                  </a:graphic>
+                </wp:inline>
+              </w:drawing>
             </w:r>
           </w:p>
           <w:p>
@@ -134,7 +197,7 @@
                 <w:color w:val="222222"/>
                 <w:sz w:val="24"/>
               </w:rPr>
-              <w:t>☎ 0898-52-8741　📠</w:t>
+              <w:t>☎ 0898-52-8741</w:t>
             </w:r>
           </w:p>
           <w:p>
@@ -149,7 +212,115 @@
                 <w:color w:val="222222"/>
                 <w:sz w:val="24"/>
               </w:rPr>
-              <w:t>携帯 090-4590-0983　🌙⭐</w:t>
+              <w:t>携帯 090-4590-0983</w:t>
+            </w:r>
+          </w:p>
+          <w:p>
+            <w:pPr>
+              <w:jc w:val="center"/>
+              <w:spacing w:before="20" w:after="0" w:line="200" w:lineRule="auto"/>
+            </w:pPr>
+            <w:r>
+              <w:drawing>
+                <wp:inline xmlns:a="http://schemas.openxmlformats.org/drawingml/2006/main" xmlns:pic="http://schemas.openxmlformats.org/drawingml/2006/picture">
+                  <wp:extent cx="252000" cy="252000"/>
+                  <wp:docPr id="4" name="Picture 4"/>
+                  <wp:cNvGraphicFramePr>
+                    <a:graphicFrameLocks noChangeAspect="1"/>
+                  </wp:cNvGraphicFramePr>
+                  <a:graphic>
+                    <a:graphicData uri="http://schemas.openxmlformats.org/drawingml/2006/picture">
+                      <pic:pic>
+                        <pic:nvPicPr>
+                          <pic:cNvPr id="0" name="maple.png"/>
+                          <pic:cNvPicPr/>
+                        </pic:nvPicPr>
+                        <pic:blipFill>
+                          <a:blip r:embed="rId11"/>
+                          <a:stretch>
+                            <a:fillRect/>
+                          </a:stretch>
+                        </pic:blipFill>
+                        <pic:spPr>
+                          <a:xfrm>
+                            <a:off x="0" y="0"/>
+                            <a:ext cx="252000" cy="252000"/>
+                          </a:xfrm>
+                          <a:prstGeom prst="rect"/>
+                        </pic:spPr>
+                      </pic:pic>
+                    </a:graphicData>
+                  </a:graphic>
+                </wp:inline>
+              </w:drawing>
+            </w:r>
+            <w:r>
+              <w:drawing>
+                <wp:inline xmlns:a="http://schemas.openxmlformats.org/drawingml/2006/main" xmlns:pic="http://schemas.openxmlformats.org/drawingml/2006/picture">
+                  <wp:extent cx="252000" cy="252000"/>
+                  <wp:docPr id="5" name="Picture 5"/>
+                  <wp:cNvGraphicFramePr>
+                    <a:graphicFrameLocks noChangeAspect="1"/>
+                  </wp:cNvGraphicFramePr>
+                  <a:graphic>
+                    <a:graphicData uri="http://schemas.openxmlformats.org/drawingml/2006/picture">
+                      <pic:pic>
+                        <pic:nvPicPr>
+                          <pic:cNvPr id="0" name="maple.png"/>
+                          <pic:cNvPicPr/>
+                        </pic:nvPicPr>
+                        <pic:blipFill>
+                          <a:blip r:embed="rId11"/>
+                          <a:stretch>
+                            <a:fillRect/>
+                          </a:stretch>
+                        </pic:blipFill>
+                        <pic:spPr>
+                          <a:xfrm>
+                            <a:off x="0" y="0"/>
+                            <a:ext cx="252000" cy="252000"/>
+                          </a:xfrm>
+                          <a:prstGeom prst="rect"/>
+                        </pic:spPr>
+                      </pic:pic>
+                    </a:graphicData>
+                  </a:graphic>
+                </wp:inline>
+              </w:drawing>
+            </w:r>
+            <w:r>
+              <w:drawing>
+                <wp:inline xmlns:a="http://schemas.openxmlformats.org/drawingml/2006/main" xmlns:pic="http://schemas.openxmlformats.org/drawingml/2006/picture">
+                  <wp:extent cx="252000" cy="252000"/>
+                  <wp:docPr id="6" name="Picture 6"/>
+                  <wp:cNvGraphicFramePr>
+                    <a:graphicFrameLocks noChangeAspect="1"/>
+                  </wp:cNvGraphicFramePr>
+                  <a:graphic>
+                    <a:graphicData uri="http://schemas.openxmlformats.org/drawingml/2006/picture">
+                      <pic:pic>
+                        <pic:nvPicPr>
+                          <pic:cNvPr id="0" name="maple.png"/>
+                          <pic:cNvPicPr/>
+                        </pic:nvPicPr>
+                        <pic:blipFill>
+                          <a:blip r:embed="rId11"/>
+                          <a:stretch>
+                            <a:fillRect/>
+                          </a:stretch>
+                        </pic:blipFill>
+                        <pic:spPr>
+                          <a:xfrm>
+                            <a:off x="0" y="0"/>
+                            <a:ext cx="252000" cy="252000"/>
+                          </a:xfrm>
+                          <a:prstGeom prst="rect"/>
+                        </pic:spPr>
+                      </pic:pic>
+                    </a:graphicData>
+                  </a:graphic>
+                </wp:inline>
+              </w:drawing>
             </w:r>
           </w:p>
         </w:tc>
@@ -485,7 +656,7 @@
           <w:p>
             <w:pPr>
               <w:jc w:val="center"/>
-              <w:spacing w:before="30" w:after="0" w:line="140" w:lineRule="auto"/>
+              <w:spacing w:before="20" w:after="0" w:line="130" w:lineRule="auto"/>
             </w:pPr>
             <w:r>
               <w:rPr>
@@ -500,14 +671,14 @@
           <w:p>
             <w:pPr>
               <w:jc w:val="center"/>
-              <w:spacing w:before="0" w:after="0" w:line="170" w:lineRule="auto"/>
+              <w:spacing w:before="0" w:after="0" w:line="160" w:lineRule="auto"/>
             </w:pPr>
             <w:r>
               <w:rPr>
                 <w:rFonts w:ascii="BIZ UDPゴシック" w:hAnsi="BIZ UDPゴシック" w:eastAsia="BIZ UDPゴシック"/>
                 <w:b/>
                 <w:color w:val="4C9A2A"/>
-                <w:sz w:val="21"/>
+                <w:sz w:val="20"/>
               </w:rPr>
               <w:t>防災訓練</w:t>
             </w:r>
@@ -518,12 +689,38 @@
               <w:spacing w:before="10" w:after="0" w:line="200" w:lineRule="auto"/>
             </w:pPr>
             <w:r>
-              <w:rPr>
-                <w:rFonts w:ascii="BIZ UDPゴシック" w:hAnsi="BIZ UDPゴシック" w:eastAsia="BIZ UDPゴシック"/>
-                <w:b w:val="0"/>
-                <w:sz w:val="36"/>
-              </w:rPr>
-              <w:t>⛑️</w:t>
+              <w:drawing>
+                <wp:inline xmlns:a="http://schemas.openxmlformats.org/drawingml/2006/main" xmlns:pic="http://schemas.openxmlformats.org/drawingml/2006/picture">
+                  <wp:extent cx="396000" cy="396000"/>
+                  <wp:docPr id="7" name="Picture 7"/>
+                  <wp:cNvGraphicFramePr>
+                    <a:graphicFrameLocks noChangeAspect="1"/>
+                  </wp:cNvGraphicFramePr>
+                  <a:graphic>
+                    <a:graphicData uri="http://schemas.openxmlformats.org/drawingml/2006/picture">
+                      <pic:pic>
+                        <pic:nvPicPr>
+                          <pic:cNvPr id="0" name="bousai.png"/>
+                          <pic:cNvPicPr/>
+                        </pic:nvPicPr>
+                        <pic:blipFill>
+                          <a:blip r:embed="rId12"/>
+                          <a:stretch>
+                            <a:fillRect/>
+                          </a:stretch>
+                        </pic:blipFill>
+                        <pic:spPr>
+                          <a:xfrm>
+                            <a:off x="0" y="0"/>
+                            <a:ext cx="396000" cy="396000"/>
+                          </a:xfrm>
+                          <a:prstGeom prst="rect"/>
+                        </pic:spPr>
+                      </pic:pic>
+                    </a:graphicData>
+                  </a:graphic>
+                </wp:inline>
+              </w:drawing>
             </w:r>
           </w:p>
         </w:tc>
@@ -572,7 +769,47 @@
           <w:p>
             <w:pPr>
               <w:jc w:val="center"/>
-              <w:spacing w:before="0" w:after="0" w:line="220" w:lineRule="auto"/>
+              <w:spacing w:before="0" w:after="0" w:line="130" w:lineRule="auto"/>
+            </w:pPr>
+            <w:r>
+              <w:drawing>
+                <wp:inline xmlns:a="http://schemas.openxmlformats.org/drawingml/2006/main" xmlns:pic="http://schemas.openxmlformats.org/drawingml/2006/picture">
+                  <wp:extent cx="324000" cy="324000"/>
+                  <wp:docPr id="8" name="Picture 8"/>
+                  <wp:cNvGraphicFramePr>
+                    <a:graphicFrameLocks noChangeAspect="1"/>
+                  </wp:cNvGraphicFramePr>
+                  <a:graphic>
+                    <a:graphicData uri="http://schemas.openxmlformats.org/drawingml/2006/picture">
+                      <pic:pic>
+                        <pic:nvPicPr>
+                          <pic:cNvPr id="0" name="card.png"/>
+                          <pic:cNvPicPr/>
+                        </pic:nvPicPr>
+                        <pic:blipFill>
+                          <a:blip r:embed="rId13"/>
+                          <a:stretch>
+                            <a:fillRect/>
+                          </a:stretch>
+                        </pic:blipFill>
+                        <pic:spPr>
+                          <a:xfrm>
+                            <a:off x="0" y="0"/>
+                            <a:ext cx="324000" cy="324000"/>
+                          </a:xfrm>
+                          <a:prstGeom prst="rect"/>
+                        </pic:spPr>
+                      </pic:pic>
+                    </a:graphicData>
+                  </a:graphic>
+                </wp:inline>
+              </w:drawing>
+            </w:r>
+          </w:p>
+          <w:p>
+            <w:pPr>
+              <w:jc w:val="center"/>
+              <w:spacing w:before="0" w:after="0" w:line="230" w:lineRule="auto"/>
               <w:shd w:val="clear" w:color="auto" w:fill="F39B3A"/>
             </w:pPr>
             <w:r>
@@ -582,7 +819,7 @@
                 <w:color w:val="FFFFFF"/>
                 <w:sz w:val="20"/>
               </w:rPr>
-              <w:t xml:space="preserve">　</w:t>
+              <w:t>◀</w:t>
             </w:r>
           </w:p>
         </w:tc>
@@ -631,7 +868,47 @@
           <w:p>
             <w:pPr>
               <w:jc w:val="center"/>
-              <w:spacing w:before="0" w:after="0" w:line="220" w:lineRule="auto"/>
+              <w:spacing w:before="0" w:after="0" w:line="130" w:lineRule="auto"/>
+            </w:pPr>
+            <w:r>
+              <w:drawing>
+                <wp:inline xmlns:a="http://schemas.openxmlformats.org/drawingml/2006/main" xmlns:pic="http://schemas.openxmlformats.org/drawingml/2006/picture">
+                  <wp:extent cx="324000" cy="324000"/>
+                  <wp:docPr id="9" name="Picture 9"/>
+                  <wp:cNvGraphicFramePr>
+                    <a:graphicFrameLocks noChangeAspect="1"/>
+                  </wp:cNvGraphicFramePr>
+                  <a:graphic>
+                    <a:graphicData uri="http://schemas.openxmlformats.org/drawingml/2006/picture">
+                      <pic:pic>
+                        <pic:nvPicPr>
+                          <pic:cNvPr id="0" name="card.png"/>
+                          <pic:cNvPicPr/>
+                        </pic:nvPicPr>
+                        <pic:blipFill>
+                          <a:blip r:embed="rId13"/>
+                          <a:stretch>
+                            <a:fillRect/>
+                          </a:stretch>
+                        </pic:blipFill>
+                        <pic:spPr>
+                          <a:xfrm>
+                            <a:off x="0" y="0"/>
+                            <a:ext cx="324000" cy="324000"/>
+                          </a:xfrm>
+                          <a:prstGeom prst="rect"/>
+                        </pic:spPr>
+                      </pic:pic>
+                    </a:graphicData>
+                  </a:graphic>
+                </wp:inline>
+              </w:drawing>
+            </w:r>
+          </w:p>
+          <w:p>
+            <w:pPr>
+              <w:jc w:val="center"/>
+              <w:spacing w:before="0" w:after="0" w:line="230" w:lineRule="auto"/>
               <w:shd w:val="clear" w:color="auto" w:fill="F39B3A"/>
             </w:pPr>
             <w:r>
@@ -641,7 +918,7 @@
                 <w:color w:val="FFFFFF"/>
                 <w:sz w:val="20"/>
               </w:rPr>
-              <w:t>💌 敬老の日カード作り 💌</w:t>
+              <w:t>敬老の日カード作り</w:t>
             </w:r>
           </w:p>
         </w:tc>
@@ -690,7 +967,47 @@
           <w:p>
             <w:pPr>
               <w:jc w:val="center"/>
-              <w:spacing w:before="0" w:after="0" w:line="220" w:lineRule="auto"/>
+              <w:spacing w:before="0" w:after="0" w:line="130" w:lineRule="auto"/>
+            </w:pPr>
+            <w:r>
+              <w:drawing>
+                <wp:inline xmlns:a="http://schemas.openxmlformats.org/drawingml/2006/main" xmlns:pic="http://schemas.openxmlformats.org/drawingml/2006/picture">
+                  <wp:extent cx="324000" cy="324000"/>
+                  <wp:docPr id="10" name="Picture 10"/>
+                  <wp:cNvGraphicFramePr>
+                    <a:graphicFrameLocks noChangeAspect="1"/>
+                  </wp:cNvGraphicFramePr>
+                  <a:graphic>
+                    <a:graphicData uri="http://schemas.openxmlformats.org/drawingml/2006/picture">
+                      <pic:pic>
+                        <pic:nvPicPr>
+                          <pic:cNvPr id="0" name="card.png"/>
+                          <pic:cNvPicPr/>
+                        </pic:nvPicPr>
+                        <pic:blipFill>
+                          <a:blip r:embed="rId13"/>
+                          <a:stretch>
+                            <a:fillRect/>
+                          </a:stretch>
+                        </pic:blipFill>
+                        <pic:spPr>
+                          <a:xfrm>
+                            <a:off x="0" y="0"/>
+                            <a:ext cx="324000" cy="324000"/>
+                          </a:xfrm>
+                          <a:prstGeom prst="rect"/>
+                        </pic:spPr>
+                      </pic:pic>
+                    </a:graphicData>
+                  </a:graphic>
+                </wp:inline>
+              </w:drawing>
+            </w:r>
+          </w:p>
+          <w:p>
+            <w:pPr>
+              <w:jc w:val="center"/>
+              <w:spacing w:before="0" w:after="0" w:line="230" w:lineRule="auto"/>
               <w:shd w:val="clear" w:color="auto" w:fill="F39B3A"/>
             </w:pPr>
             <w:r>
@@ -700,7 +1017,7 @@
                 <w:color w:val="FFFFFF"/>
                 <w:sz w:val="20"/>
               </w:rPr>
-              <w:t>➡</w:t>
+              <w:t>▶</w:t>
             </w:r>
           </w:p>
         </w:tc>
@@ -751,7 +1068,7 @@
           <w:p>
             <w:pPr>
               <w:jc w:val="center"/>
-              <w:spacing w:before="30" w:after="0" w:line="140" w:lineRule="auto"/>
+              <w:spacing w:before="20" w:after="0" w:line="130" w:lineRule="auto"/>
             </w:pPr>
             <w:r>
               <w:rPr>
@@ -766,14 +1083,14 @@
           <w:p>
             <w:pPr>
               <w:jc w:val="center"/>
-              <w:spacing w:before="0" w:after="0" w:line="170" w:lineRule="auto"/>
+              <w:spacing w:before="0" w:after="0" w:line="160" w:lineRule="auto"/>
             </w:pPr>
             <w:r>
               <w:rPr>
                 <w:rFonts w:ascii="BIZ UDPゴシック" w:hAnsi="BIZ UDPゴシック" w:eastAsia="BIZ UDPゴシック"/>
                 <w:b/>
                 <w:color w:val="4C9A2A"/>
-                <w:sz w:val="21"/>
+                <w:sz w:val="20"/>
               </w:rPr>
               <w:t>公園</w:t>
             </w:r>
@@ -784,12 +1101,38 @@
               <w:spacing w:before="10" w:after="0" w:line="200" w:lineRule="auto"/>
             </w:pPr>
             <w:r>
-              <w:rPr>
-                <w:rFonts w:ascii="BIZ UDPゴシック" w:hAnsi="BIZ UDPゴシック" w:eastAsia="BIZ UDPゴシック"/>
-                <w:b w:val="0"/>
-                <w:sz w:val="36"/>
-              </w:rPr>
-              <w:t>🏞️</w:t>
+              <w:drawing>
+                <wp:inline xmlns:a="http://schemas.openxmlformats.org/drawingml/2006/main" xmlns:pic="http://schemas.openxmlformats.org/drawingml/2006/picture">
+                  <wp:extent cx="396000" cy="396000"/>
+                  <wp:docPr id="11" name="Picture 11"/>
+                  <wp:cNvGraphicFramePr>
+                    <a:graphicFrameLocks noChangeAspect="1"/>
+                  </wp:cNvGraphicFramePr>
+                  <a:graphic>
+                    <a:graphicData uri="http://schemas.openxmlformats.org/drawingml/2006/picture">
+                      <pic:pic>
+                        <pic:nvPicPr>
+                          <pic:cNvPr id="0" name="kouen.png"/>
+                          <pic:cNvPicPr/>
+                        </pic:nvPicPr>
+                        <pic:blipFill>
+                          <a:blip r:embed="rId14"/>
+                          <a:stretch>
+                            <a:fillRect/>
+                          </a:stretch>
+                        </pic:blipFill>
+                        <pic:spPr>
+                          <a:xfrm>
+                            <a:off x="0" y="0"/>
+                            <a:ext cx="396000" cy="396000"/>
+                          </a:xfrm>
+                          <a:prstGeom prst="rect"/>
+                        </pic:spPr>
+                      </pic:pic>
+                    </a:graphicData>
+                  </a:graphic>
+                </wp:inline>
+              </w:drawing>
             </w:r>
           </w:p>
         </w:tc>
@@ -872,7 +1215,7 @@
           <w:p>
             <w:pPr>
               <w:jc w:val="center"/>
-              <w:spacing w:before="30" w:after="0" w:line="140" w:lineRule="auto"/>
+              <w:spacing w:before="20" w:after="0" w:line="130" w:lineRule="auto"/>
             </w:pPr>
             <w:r>
               <w:rPr>
@@ -887,14 +1230,14 @@
           <w:p>
             <w:pPr>
               <w:jc w:val="center"/>
-              <w:spacing w:before="0" w:after="0" w:line="170" w:lineRule="auto"/>
+              <w:spacing w:before="0" w:after="0" w:line="160" w:lineRule="auto"/>
             </w:pPr>
             <w:r>
               <w:rPr>
                 <w:rFonts w:ascii="BIZ UDPゴシック" w:hAnsi="BIZ UDPゴシック" w:eastAsia="BIZ UDPゴシック"/>
                 <w:b/>
                 <w:color w:val="4C9A2A"/>
-                <w:sz w:val="21"/>
+                <w:sz w:val="20"/>
               </w:rPr>
               <w:t>リズム体操</w:t>
             </w:r>
@@ -905,12 +1248,38 @@
               <w:spacing w:before="10" w:after="0" w:line="200" w:lineRule="auto"/>
             </w:pPr>
             <w:r>
-              <w:rPr>
-                <w:rFonts w:ascii="BIZ UDPゴシック" w:hAnsi="BIZ UDPゴシック" w:eastAsia="BIZ UDPゴシック"/>
-                <w:b w:val="0"/>
-                <w:sz w:val="36"/>
-              </w:rPr>
-              <w:t>🎵</w:t>
+              <w:drawing>
+                <wp:inline xmlns:a="http://schemas.openxmlformats.org/drawingml/2006/main" xmlns:pic="http://schemas.openxmlformats.org/drawingml/2006/picture">
+                  <wp:extent cx="396000" cy="396000"/>
+                  <wp:docPr id="12" name="Picture 12"/>
+                  <wp:cNvGraphicFramePr>
+                    <a:graphicFrameLocks noChangeAspect="1"/>
+                  </wp:cNvGraphicFramePr>
+                  <a:graphic>
+                    <a:graphicData uri="http://schemas.openxmlformats.org/drawingml/2006/picture">
+                      <pic:pic>
+                        <pic:nvPicPr>
+                          <pic:cNvPr id="0" name="rhythm.png"/>
+                          <pic:cNvPicPr/>
+                        </pic:nvPicPr>
+                        <pic:blipFill>
+                          <a:blip r:embed="rId15"/>
+                          <a:stretch>
+                            <a:fillRect/>
+                          </a:stretch>
+                        </pic:blipFill>
+                        <pic:spPr>
+                          <a:xfrm>
+                            <a:off x="0" y="0"/>
+                            <a:ext cx="396000" cy="396000"/>
+                          </a:xfrm>
+                          <a:prstGeom prst="rect"/>
+                        </pic:spPr>
+                      </pic:pic>
+                    </a:graphicData>
+                  </a:graphic>
+                </wp:inline>
+              </w:drawing>
             </w:r>
           </w:p>
         </w:tc>
@@ -944,7 +1313,7 @@
           <w:p>
             <w:pPr>
               <w:jc w:val="center"/>
-              <w:spacing w:before="30" w:after="0" w:line="140" w:lineRule="auto"/>
+              <w:spacing w:before="20" w:after="0" w:line="130" w:lineRule="auto"/>
             </w:pPr>
             <w:r>
               <w:rPr>
@@ -959,14 +1328,14 @@
           <w:p>
             <w:pPr>
               <w:jc w:val="center"/>
-              <w:spacing w:before="0" w:after="0" w:line="170" w:lineRule="auto"/>
+              <w:spacing w:before="0" w:after="0" w:line="160" w:lineRule="auto"/>
             </w:pPr>
             <w:r>
               <w:rPr>
                 <w:rFonts w:ascii="BIZ UDPゴシック" w:hAnsi="BIZ UDPゴシック" w:eastAsia="BIZ UDPゴシック"/>
                 <w:b/>
                 <w:color w:val="4C9A2A"/>
-                <w:sz w:val="21"/>
+                <w:sz w:val="20"/>
               </w:rPr>
               <w:t>おはぎ作り</w:t>
             </w:r>
@@ -977,12 +1346,38 @@
               <w:spacing w:before="10" w:after="0" w:line="200" w:lineRule="auto"/>
             </w:pPr>
             <w:r>
-              <w:rPr>
-                <w:rFonts w:ascii="BIZ UDPゴシック" w:hAnsi="BIZ UDPゴシック" w:eastAsia="BIZ UDPゴシック"/>
-                <w:b w:val="0"/>
-                <w:sz w:val="36"/>
-              </w:rPr>
-              <w:t>🍡</w:t>
+              <w:drawing>
+                <wp:inline xmlns:a="http://schemas.openxmlformats.org/drawingml/2006/main" xmlns:pic="http://schemas.openxmlformats.org/drawingml/2006/picture">
+                  <wp:extent cx="396000" cy="396000"/>
+                  <wp:docPr id="13" name="Picture 13"/>
+                  <wp:cNvGraphicFramePr>
+                    <a:graphicFrameLocks noChangeAspect="1"/>
+                  </wp:cNvGraphicFramePr>
+                  <a:graphic>
+                    <a:graphicData uri="http://schemas.openxmlformats.org/drawingml/2006/picture">
+                      <pic:pic>
+                        <pic:nvPicPr>
+                          <pic:cNvPr id="0" name="ohagi.png"/>
+                          <pic:cNvPicPr/>
+                        </pic:nvPicPr>
+                        <pic:blipFill>
+                          <a:blip r:embed="rId16"/>
+                          <a:stretch>
+                            <a:fillRect/>
+                          </a:stretch>
+                        </pic:blipFill>
+                        <pic:spPr>
+                          <a:xfrm>
+                            <a:off x="0" y="0"/>
+                            <a:ext cx="396000" cy="396000"/>
+                          </a:xfrm>
+                          <a:prstGeom prst="rect"/>
+                        </pic:spPr>
+                      </pic:pic>
+                    </a:graphicData>
+                  </a:graphic>
+                </wp:inline>
+              </w:drawing>
             </w:r>
           </w:p>
         </w:tc>
@@ -1031,7 +1426,47 @@
           <w:p>
             <w:pPr>
               <w:jc w:val="center"/>
-              <w:spacing w:before="0" w:after="0" w:line="220" w:lineRule="auto"/>
+              <w:spacing w:before="0" w:after="0" w:line="130" w:lineRule="auto"/>
+            </w:pPr>
+            <w:r>
+              <w:drawing>
+                <wp:inline xmlns:a="http://schemas.openxmlformats.org/drawingml/2006/main" xmlns:pic="http://schemas.openxmlformats.org/drawingml/2006/picture">
+                  <wp:extent cx="324000" cy="324000"/>
+                  <wp:docPr id="14" name="Picture 14"/>
+                  <wp:cNvGraphicFramePr>
+                    <a:graphicFrameLocks noChangeAspect="1"/>
+                  </wp:cNvGraphicFramePr>
+                  <a:graphic>
+                    <a:graphicData uri="http://schemas.openxmlformats.org/drawingml/2006/picture">
+                      <pic:pic>
+                        <pic:nvPicPr>
+                          <pic:cNvPr id="0" name="run.png"/>
+                          <pic:cNvPicPr/>
+                        </pic:nvPicPr>
+                        <pic:blipFill>
+                          <a:blip r:embed="rId17"/>
+                          <a:stretch>
+                            <a:fillRect/>
+                          </a:stretch>
+                        </pic:blipFill>
+                        <pic:spPr>
+                          <a:xfrm>
+                            <a:off x="0" y="0"/>
+                            <a:ext cx="324000" cy="324000"/>
+                          </a:xfrm>
+                          <a:prstGeom prst="rect"/>
+                        </pic:spPr>
+                      </pic:pic>
+                    </a:graphicData>
+                  </a:graphic>
+                </wp:inline>
+              </w:drawing>
+            </w:r>
+          </w:p>
+          <w:p>
+            <w:pPr>
+              <w:jc w:val="center"/>
+              <w:spacing w:before="0" w:after="0" w:line="230" w:lineRule="auto"/>
               <w:shd w:val="clear" w:color="auto" w:fill="E060A8"/>
             </w:pPr>
             <w:r>
@@ -1041,7 +1476,7 @@
                 <w:color w:val="FFFFFF"/>
                 <w:sz w:val="20"/>
               </w:rPr>
-              <w:t xml:space="preserve">　</w:t>
+              <w:t>◀</w:t>
             </w:r>
           </w:p>
         </w:tc>
@@ -1090,7 +1525,47 @@
           <w:p>
             <w:pPr>
               <w:jc w:val="center"/>
-              <w:spacing w:before="0" w:after="0" w:line="220" w:lineRule="auto"/>
+              <w:spacing w:before="0" w:after="0" w:line="130" w:lineRule="auto"/>
+            </w:pPr>
+            <w:r>
+              <w:drawing>
+                <wp:inline xmlns:a="http://schemas.openxmlformats.org/drawingml/2006/main" xmlns:pic="http://schemas.openxmlformats.org/drawingml/2006/picture">
+                  <wp:extent cx="324000" cy="324000"/>
+                  <wp:docPr id="15" name="Picture 15"/>
+                  <wp:cNvGraphicFramePr>
+                    <a:graphicFrameLocks noChangeAspect="1"/>
+                  </wp:cNvGraphicFramePr>
+                  <a:graphic>
+                    <a:graphicData uri="http://schemas.openxmlformats.org/drawingml/2006/picture">
+                      <pic:pic>
+                        <pic:nvPicPr>
+                          <pic:cNvPr id="0" name="run.png"/>
+                          <pic:cNvPicPr/>
+                        </pic:nvPicPr>
+                        <pic:blipFill>
+                          <a:blip r:embed="rId17"/>
+                          <a:stretch>
+                            <a:fillRect/>
+                          </a:stretch>
+                        </pic:blipFill>
+                        <pic:spPr>
+                          <a:xfrm>
+                            <a:off x="0" y="0"/>
+                            <a:ext cx="324000" cy="324000"/>
+                          </a:xfrm>
+                          <a:prstGeom prst="rect"/>
+                        </pic:spPr>
+                      </pic:pic>
+                    </a:graphicData>
+                  </a:graphic>
+                </wp:inline>
+              </w:drawing>
+            </w:r>
+          </w:p>
+          <w:p>
+            <w:pPr>
+              <w:jc w:val="center"/>
+              <w:spacing w:before="0" w:after="0" w:line="230" w:lineRule="auto"/>
               <w:shd w:val="clear" w:color="auto" w:fill="E060A8"/>
             </w:pPr>
             <w:r>
@@ -1100,7 +1575,7 @@
                 <w:color w:val="FFFFFF"/>
                 <w:sz w:val="20"/>
               </w:rPr>
-              <w:t>🏃 運動会ごっこ 🏃</w:t>
+              <w:t>運動会ごっこ</w:t>
             </w:r>
           </w:p>
         </w:tc>
@@ -1149,7 +1624,47 @@
           <w:p>
             <w:pPr>
               <w:jc w:val="center"/>
-              <w:spacing w:before="0" w:after="0" w:line="220" w:lineRule="auto"/>
+              <w:spacing w:before="0" w:after="0" w:line="130" w:lineRule="auto"/>
+            </w:pPr>
+            <w:r>
+              <w:drawing>
+                <wp:inline xmlns:a="http://schemas.openxmlformats.org/drawingml/2006/main" xmlns:pic="http://schemas.openxmlformats.org/drawingml/2006/picture">
+                  <wp:extent cx="324000" cy="324000"/>
+                  <wp:docPr id="16" name="Picture 16"/>
+                  <wp:cNvGraphicFramePr>
+                    <a:graphicFrameLocks noChangeAspect="1"/>
+                  </wp:cNvGraphicFramePr>
+                  <a:graphic>
+                    <a:graphicData uri="http://schemas.openxmlformats.org/drawingml/2006/picture">
+                      <pic:pic>
+                        <pic:nvPicPr>
+                          <pic:cNvPr id="0" name="run.png"/>
+                          <pic:cNvPicPr/>
+                        </pic:nvPicPr>
+                        <pic:blipFill>
+                          <a:blip r:embed="rId17"/>
+                          <a:stretch>
+                            <a:fillRect/>
+                          </a:stretch>
+                        </pic:blipFill>
+                        <pic:spPr>
+                          <a:xfrm>
+                            <a:off x="0" y="0"/>
+                            <a:ext cx="324000" cy="324000"/>
+                          </a:xfrm>
+                          <a:prstGeom prst="rect"/>
+                        </pic:spPr>
+                      </pic:pic>
+                    </a:graphicData>
+                  </a:graphic>
+                </wp:inline>
+              </w:drawing>
+            </w:r>
+          </w:p>
+          <w:p>
+            <w:pPr>
+              <w:jc w:val="center"/>
+              <w:spacing w:before="0" w:after="0" w:line="230" w:lineRule="auto"/>
               <w:shd w:val="clear" w:color="auto" w:fill="E060A8"/>
             </w:pPr>
             <w:r>
@@ -1159,7 +1674,7 @@
                 <w:color w:val="FFFFFF"/>
                 <w:sz w:val="20"/>
               </w:rPr>
-              <w:t>➡</w:t>
+              <w:t>▶</w:t>
             </w:r>
           </w:p>
         </w:tc>
@@ -1210,7 +1725,7 @@
           <w:p>
             <w:pPr>
               <w:jc w:val="center"/>
-              <w:spacing w:before="30" w:after="0" w:line="140" w:lineRule="auto"/>
+              <w:spacing w:before="20" w:after="0" w:line="130" w:lineRule="auto"/>
             </w:pPr>
             <w:r>
               <w:rPr>
@@ -1225,14 +1740,14 @@
           <w:p>
             <w:pPr>
               <w:jc w:val="center"/>
-              <w:spacing w:before="0" w:after="0" w:line="170" w:lineRule="auto"/>
+              <w:spacing w:before="0" w:after="0" w:line="160" w:lineRule="auto"/>
             </w:pPr>
             <w:r>
               <w:rPr>
                 <w:rFonts w:ascii="BIZ UDPゴシック" w:hAnsi="BIZ UDPゴシック" w:eastAsia="BIZ UDPゴシック"/>
                 <w:b/>
                 <w:color w:val="4C9A2A"/>
-                <w:sz w:val="21"/>
+                <w:sz w:val="20"/>
               </w:rPr>
               <w:t>体育館</w:t>
             </w:r>
@@ -1243,12 +1758,38 @@
               <w:spacing w:before="10" w:after="0" w:line="200" w:lineRule="auto"/>
             </w:pPr>
             <w:r>
-              <w:rPr>
-                <w:rFonts w:ascii="BIZ UDPゴシック" w:hAnsi="BIZ UDPゴシック" w:eastAsia="BIZ UDPゴシック"/>
-                <w:b w:val="0"/>
-                <w:sz w:val="36"/>
-              </w:rPr>
-              <w:t>🤸</w:t>
+              <w:drawing>
+                <wp:inline xmlns:a="http://schemas.openxmlformats.org/drawingml/2006/main" xmlns:pic="http://schemas.openxmlformats.org/drawingml/2006/picture">
+                  <wp:extent cx="396000" cy="396000"/>
+                  <wp:docPr id="17" name="Picture 17"/>
+                  <wp:cNvGraphicFramePr>
+                    <a:graphicFrameLocks noChangeAspect="1"/>
+                  </wp:cNvGraphicFramePr>
+                  <a:graphic>
+                    <a:graphicData uri="http://schemas.openxmlformats.org/drawingml/2006/picture">
+                      <pic:pic>
+                        <pic:nvPicPr>
+                          <pic:cNvPr id="0" name="taiiku.png"/>
+                          <pic:cNvPicPr/>
+                        </pic:nvPicPr>
+                        <pic:blipFill>
+                          <a:blip r:embed="rId18"/>
+                          <a:stretch>
+                            <a:fillRect/>
+                          </a:stretch>
+                        </pic:blipFill>
+                        <pic:spPr>
+                          <a:xfrm>
+                            <a:off x="0" y="0"/>
+                            <a:ext cx="396000" cy="396000"/>
+                          </a:xfrm>
+                          <a:prstGeom prst="rect"/>
+                        </pic:spPr>
+                      </pic:pic>
+                    </a:graphicData>
+                  </a:graphic>
+                </wp:inline>
+              </w:drawing>
             </w:r>
           </w:p>
         </w:tc>
@@ -1331,7 +1872,7 @@
           <w:p>
             <w:pPr>
               <w:jc w:val="center"/>
-              <w:spacing w:before="30" w:after="0" w:line="140" w:lineRule="auto"/>
+              <w:spacing w:before="20" w:after="0" w:line="130" w:lineRule="auto"/>
             </w:pPr>
             <w:r>
               <w:rPr>
@@ -1346,14 +1887,14 @@
           <w:p>
             <w:pPr>
               <w:jc w:val="center"/>
-              <w:spacing w:before="0" w:after="0" w:line="170" w:lineRule="auto"/>
+              <w:spacing w:before="0" w:after="0" w:line="160" w:lineRule="auto"/>
             </w:pPr>
             <w:r>
               <w:rPr>
                 <w:rFonts w:ascii="BIZ UDPゴシック" w:hAnsi="BIZ UDPゴシック" w:eastAsia="BIZ UDPゴシック"/>
                 <w:b/>
                 <w:color w:val="4C9A2A"/>
-                <w:sz w:val="21"/>
+                <w:sz w:val="20"/>
               </w:rPr>
               <w:t>工作</w:t>
             </w:r>
@@ -1364,12 +1905,38 @@
               <w:spacing w:before="10" w:after="0" w:line="200" w:lineRule="auto"/>
             </w:pPr>
             <w:r>
-              <w:rPr>
-                <w:rFonts w:ascii="BIZ UDPゴシック" w:hAnsi="BIZ UDPゴシック" w:eastAsia="BIZ UDPゴシック"/>
-                <w:b w:val="0"/>
-                <w:sz w:val="36"/>
-              </w:rPr>
-              <w:t>✂️</w:t>
+              <w:drawing>
+                <wp:inline xmlns:a="http://schemas.openxmlformats.org/drawingml/2006/main" xmlns:pic="http://schemas.openxmlformats.org/drawingml/2006/picture">
+                  <wp:extent cx="396000" cy="396000"/>
+                  <wp:docPr id="18" name="Picture 18"/>
+                  <wp:cNvGraphicFramePr>
+                    <a:graphicFrameLocks noChangeAspect="1"/>
+                  </wp:cNvGraphicFramePr>
+                  <a:graphic>
+                    <a:graphicData uri="http://schemas.openxmlformats.org/drawingml/2006/picture">
+                      <pic:pic>
+                        <pic:nvPicPr>
+                          <pic:cNvPr id="0" name="kousaku.png"/>
+                          <pic:cNvPicPr/>
+                        </pic:nvPicPr>
+                        <pic:blipFill>
+                          <a:blip r:embed="rId19"/>
+                          <a:stretch>
+                            <a:fillRect/>
+                          </a:stretch>
+                        </pic:blipFill>
+                        <pic:spPr>
+                          <a:xfrm>
+                            <a:off x="0" y="0"/>
+                            <a:ext cx="396000" cy="396000"/>
+                          </a:xfrm>
+                          <a:prstGeom prst="rect"/>
+                        </pic:spPr>
+                      </pic:pic>
+                    </a:graphicData>
+                  </a:graphic>
+                </wp:inline>
+              </w:drawing>
             </w:r>
           </w:p>
         </w:tc>
@@ -1403,7 +1970,7 @@
           <w:p>
             <w:pPr>
               <w:jc w:val="center"/>
-              <w:spacing w:before="30" w:after="0" w:line="140" w:lineRule="auto"/>
+              <w:spacing w:before="20" w:after="0" w:line="130" w:lineRule="auto"/>
             </w:pPr>
             <w:r>
               <w:rPr>
@@ -1418,14 +1985,14 @@
           <w:p>
             <w:pPr>
               <w:jc w:val="center"/>
-              <w:spacing w:before="0" w:after="0" w:line="170" w:lineRule="auto"/>
+              <w:spacing w:before="0" w:after="0" w:line="160" w:lineRule="auto"/>
             </w:pPr>
             <w:r>
               <w:rPr>
                 <w:rFonts w:ascii="BIZ UDPゴシック" w:hAnsi="BIZ UDPゴシック" w:eastAsia="BIZ UDPゴシック"/>
                 <w:b/>
                 <w:color w:val="4C9A2A"/>
-                <w:sz w:val="21"/>
+                <w:sz w:val="20"/>
               </w:rPr>
               <w:t>ゆうゆうシネマ</w:t>
             </w:r>
@@ -1436,12 +2003,38 @@
               <w:spacing w:before="10" w:after="0" w:line="200" w:lineRule="auto"/>
             </w:pPr>
             <w:r>
-              <w:rPr>
-                <w:rFonts w:ascii="BIZ UDPゴシック" w:hAnsi="BIZ UDPゴシック" w:eastAsia="BIZ UDPゴシック"/>
-                <w:b w:val="0"/>
-                <w:sz w:val="36"/>
-              </w:rPr>
-              <w:t>🎬</w:t>
+              <w:drawing>
+                <wp:inline xmlns:a="http://schemas.openxmlformats.org/drawingml/2006/main" xmlns:pic="http://schemas.openxmlformats.org/drawingml/2006/picture">
+                  <wp:extent cx="396000" cy="396000"/>
+                  <wp:docPr id="19" name="Picture 19"/>
+                  <wp:cNvGraphicFramePr>
+                    <a:graphicFrameLocks noChangeAspect="1"/>
+                  </wp:cNvGraphicFramePr>
+                  <a:graphic>
+                    <a:graphicData uri="http://schemas.openxmlformats.org/drawingml/2006/picture">
+                      <pic:pic>
+                        <pic:nvPicPr>
+                          <pic:cNvPr id="0" name="cinema.png"/>
+                          <pic:cNvPicPr/>
+                        </pic:nvPicPr>
+                        <pic:blipFill>
+                          <a:blip r:embed="rId20"/>
+                          <a:stretch>
+                            <a:fillRect/>
+                          </a:stretch>
+                        </pic:blipFill>
+                        <pic:spPr>
+                          <a:xfrm>
+                            <a:off x="0" y="0"/>
+                            <a:ext cx="396000" cy="396000"/>
+                          </a:xfrm>
+                          <a:prstGeom prst="rect"/>
+                        </pic:spPr>
+                      </pic:pic>
+                    </a:graphicData>
+                  </a:graphic>
+                </wp:inline>
+              </w:drawing>
             </w:r>
           </w:p>
         </w:tc>
@@ -1490,7 +2083,47 @@
           <w:p>
             <w:pPr>
               <w:jc w:val="center"/>
-              <w:spacing w:before="0" w:after="0" w:line="220" w:lineRule="auto"/>
+              <w:spacing w:before="0" w:after="0" w:line="130" w:lineRule="auto"/>
+            </w:pPr>
+            <w:r>
+              <w:drawing>
+                <wp:inline xmlns:a="http://schemas.openxmlformats.org/drawingml/2006/main" xmlns:pic="http://schemas.openxmlformats.org/drawingml/2006/picture">
+                  <wp:extent cx="324000" cy="324000"/>
+                  <wp:docPr id="20" name="Picture 20"/>
+                  <wp:cNvGraphicFramePr>
+                    <a:graphicFrameLocks noChangeAspect="1"/>
+                  </wp:cNvGraphicFramePr>
+                  <a:graphic>
+                    <a:graphicData uri="http://schemas.openxmlformats.org/drawingml/2006/picture">
+                      <pic:pic>
+                        <pic:nvPicPr>
+                          <pic:cNvPr id="0" name="maple.png"/>
+                          <pic:cNvPicPr/>
+                        </pic:nvPicPr>
+                        <pic:blipFill>
+                          <a:blip r:embed="rId11"/>
+                          <a:stretch>
+                            <a:fillRect/>
+                          </a:stretch>
+                        </pic:blipFill>
+                        <pic:spPr>
+                          <a:xfrm>
+                            <a:off x="0" y="0"/>
+                            <a:ext cx="324000" cy="324000"/>
+                          </a:xfrm>
+                          <a:prstGeom prst="rect"/>
+                        </pic:spPr>
+                      </pic:pic>
+                    </a:graphicData>
+                  </a:graphic>
+                </wp:inline>
+              </w:drawing>
+            </w:r>
+          </w:p>
+          <w:p>
+            <w:pPr>
+              <w:jc w:val="center"/>
+              <w:spacing w:before="0" w:after="0" w:line="230" w:lineRule="auto"/>
               <w:shd w:val="clear" w:color="auto" w:fill="8DC54A"/>
             </w:pPr>
             <w:r>
@@ -1500,7 +2133,7 @@
                 <w:color w:val="FFFFFF"/>
                 <w:sz w:val="20"/>
               </w:rPr>
-              <w:t xml:space="preserve">　</w:t>
+              <w:t>◀</w:t>
             </w:r>
           </w:p>
         </w:tc>
@@ -1549,7 +2182,47 @@
           <w:p>
             <w:pPr>
               <w:jc w:val="center"/>
-              <w:spacing w:before="0" w:after="0" w:line="220" w:lineRule="auto"/>
+              <w:spacing w:before="0" w:after="0" w:line="130" w:lineRule="auto"/>
+            </w:pPr>
+            <w:r>
+              <w:drawing>
+                <wp:inline xmlns:a="http://schemas.openxmlformats.org/drawingml/2006/main" xmlns:pic="http://schemas.openxmlformats.org/drawingml/2006/picture">
+                  <wp:extent cx="324000" cy="324000"/>
+                  <wp:docPr id="21" name="Picture 21"/>
+                  <wp:cNvGraphicFramePr>
+                    <a:graphicFrameLocks noChangeAspect="1"/>
+                  </wp:cNvGraphicFramePr>
+                  <a:graphic>
+                    <a:graphicData uri="http://schemas.openxmlformats.org/drawingml/2006/picture">
+                      <pic:pic>
+                        <pic:nvPicPr>
+                          <pic:cNvPr id="0" name="maple.png"/>
+                          <pic:cNvPicPr/>
+                        </pic:nvPicPr>
+                        <pic:blipFill>
+                          <a:blip r:embed="rId11"/>
+                          <a:stretch>
+                            <a:fillRect/>
+                          </a:stretch>
+                        </pic:blipFill>
+                        <pic:spPr>
+                          <a:xfrm>
+                            <a:off x="0" y="0"/>
+                            <a:ext cx="324000" cy="324000"/>
+                          </a:xfrm>
+                          <a:prstGeom prst="rect"/>
+                        </pic:spPr>
+                      </pic:pic>
+                    </a:graphicData>
+                  </a:graphic>
+                </wp:inline>
+              </w:drawing>
+            </w:r>
+          </w:p>
+          <w:p>
+            <w:pPr>
+              <w:jc w:val="center"/>
+              <w:spacing w:before="0" w:after="0" w:line="230" w:lineRule="auto"/>
               <w:shd w:val="clear" w:color="auto" w:fill="8DC54A"/>
             </w:pPr>
             <w:r>
@@ -1559,7 +2232,7 @@
                 <w:color w:val="FFFFFF"/>
                 <w:sz w:val="20"/>
               </w:rPr>
-              <w:t>🍁 秋の製作 🍁</w:t>
+              <w:t>秋の製作</w:t>
             </w:r>
           </w:p>
         </w:tc>
@@ -1608,7 +2281,47 @@
           <w:p>
             <w:pPr>
               <w:jc w:val="center"/>
-              <w:spacing w:before="0" w:after="0" w:line="220" w:lineRule="auto"/>
+              <w:spacing w:before="0" w:after="0" w:line="130" w:lineRule="auto"/>
+            </w:pPr>
+            <w:r>
+              <w:drawing>
+                <wp:inline xmlns:a="http://schemas.openxmlformats.org/drawingml/2006/main" xmlns:pic="http://schemas.openxmlformats.org/drawingml/2006/picture">
+                  <wp:extent cx="324000" cy="324000"/>
+                  <wp:docPr id="22" name="Picture 22"/>
+                  <wp:cNvGraphicFramePr>
+                    <a:graphicFrameLocks noChangeAspect="1"/>
+                  </wp:cNvGraphicFramePr>
+                  <a:graphic>
+                    <a:graphicData uri="http://schemas.openxmlformats.org/drawingml/2006/picture">
+                      <pic:pic>
+                        <pic:nvPicPr>
+                          <pic:cNvPr id="0" name="maple.png"/>
+                          <pic:cNvPicPr/>
+                        </pic:nvPicPr>
+                        <pic:blipFill>
+                          <a:blip r:embed="rId11"/>
+                          <a:stretch>
+                            <a:fillRect/>
+                          </a:stretch>
+                        </pic:blipFill>
+                        <pic:spPr>
+                          <a:xfrm>
+                            <a:off x="0" y="0"/>
+                            <a:ext cx="324000" cy="324000"/>
+                          </a:xfrm>
+                          <a:prstGeom prst="rect"/>
+                        </pic:spPr>
+                      </pic:pic>
+                    </a:graphicData>
+                  </a:graphic>
+                </wp:inline>
+              </w:drawing>
+            </w:r>
+          </w:p>
+          <w:p>
+            <w:pPr>
+              <w:jc w:val="center"/>
+              <w:spacing w:before="0" w:after="0" w:line="230" w:lineRule="auto"/>
               <w:shd w:val="clear" w:color="auto" w:fill="8DC54A"/>
             </w:pPr>
             <w:r>
@@ -1618,7 +2331,7 @@
                 <w:color w:val="FFFFFF"/>
                 <w:sz w:val="20"/>
               </w:rPr>
-              <w:t>➡</w:t>
+              <w:t>▶</w:t>
             </w:r>
           </w:p>
         </w:tc>
@@ -1687,7 +2400,7 @@
           <w:p>
             <w:pPr>
               <w:jc w:val="center"/>
-              <w:spacing w:before="30" w:after="0" w:line="140" w:lineRule="auto"/>
+              <w:spacing w:before="20" w:after="0" w:line="130" w:lineRule="auto"/>
             </w:pPr>
             <w:r>
               <w:rPr>
@@ -1702,14 +2415,14 @@
           <w:p>
             <w:pPr>
               <w:jc w:val="center"/>
-              <w:spacing w:before="0" w:after="0" w:line="170" w:lineRule="auto"/>
+              <w:spacing w:before="0" w:after="0" w:line="160" w:lineRule="auto"/>
             </w:pPr>
             <w:r>
               <w:rPr>
                 <w:rFonts w:ascii="BIZ UDPゴシック" w:hAnsi="BIZ UDPゴシック" w:eastAsia="BIZ UDPゴシック"/>
                 <w:b/>
                 <w:color w:val="4C9A2A"/>
-                <w:sz w:val="21"/>
+                <w:sz w:val="20"/>
               </w:rPr>
               <w:t>芋掘り</w:t>
             </w:r>
@@ -1720,12 +2433,38 @@
               <w:spacing w:before="10" w:after="0" w:line="200" w:lineRule="auto"/>
             </w:pPr>
             <w:r>
-              <w:rPr>
-                <w:rFonts w:ascii="BIZ UDPゴシック" w:hAnsi="BIZ UDPゴシック" w:eastAsia="BIZ UDPゴシック"/>
-                <w:b w:val="0"/>
-                <w:sz w:val="36"/>
-              </w:rPr>
-              <w:t>🍠</w:t>
+              <w:drawing>
+                <wp:inline xmlns:a="http://schemas.openxmlformats.org/drawingml/2006/main" xmlns:pic="http://schemas.openxmlformats.org/drawingml/2006/picture">
+                  <wp:extent cx="396000" cy="396000"/>
+                  <wp:docPr id="23" name="Picture 23"/>
+                  <wp:cNvGraphicFramePr>
+                    <a:graphicFrameLocks noChangeAspect="1"/>
+                  </wp:cNvGraphicFramePr>
+                  <a:graphic>
+                    <a:graphicData uri="http://schemas.openxmlformats.org/drawingml/2006/picture">
+                      <pic:pic>
+                        <pic:nvPicPr>
+                          <pic:cNvPr id="0" name="imo.png"/>
+                          <pic:cNvPicPr/>
+                        </pic:nvPicPr>
+                        <pic:blipFill>
+                          <a:blip r:embed="rId21"/>
+                          <a:stretch>
+                            <a:fillRect/>
+                          </a:stretch>
+                        </pic:blipFill>
+                        <pic:spPr>
+                          <a:xfrm>
+                            <a:off x="0" y="0"/>
+                            <a:ext cx="396000" cy="396000"/>
+                          </a:xfrm>
+                          <a:prstGeom prst="rect"/>
+                        </pic:spPr>
+                      </pic:pic>
+                    </a:graphicData>
+                  </a:graphic>
+                </wp:inline>
+              </w:drawing>
             </w:r>
           </w:p>
         </w:tc>
@@ -1824,7 +2563,7 @@
           <w:p>
             <w:pPr>
               <w:jc w:val="center"/>
-              <w:spacing w:before="30" w:after="0" w:line="140" w:lineRule="auto"/>
+              <w:spacing w:before="20" w:after="0" w:line="130" w:lineRule="auto"/>
             </w:pPr>
             <w:r>
               <w:rPr>
@@ -1839,14 +2578,14 @@
           <w:p>
             <w:pPr>
               <w:jc w:val="center"/>
-              <w:spacing w:before="0" w:after="0" w:line="170" w:lineRule="auto"/>
+              <w:spacing w:before="0" w:after="0" w:line="160" w:lineRule="auto"/>
             </w:pPr>
             <w:r>
               <w:rPr>
                 <w:rFonts w:ascii="BIZ UDPゴシック" w:hAnsi="BIZ UDPゴシック" w:eastAsia="BIZ UDPゴシック"/>
                 <w:b/>
                 <w:color w:val="4C9A2A"/>
-                <w:sz w:val="21"/>
+                <w:sz w:val="20"/>
               </w:rPr>
               <w:t>お楽しみ会</w:t>
             </w:r>
@@ -1857,12 +2596,38 @@
               <w:spacing w:before="10" w:after="0" w:line="200" w:lineRule="auto"/>
             </w:pPr>
             <w:r>
-              <w:rPr>
-                <w:rFonts w:ascii="BIZ UDPゴシック" w:hAnsi="BIZ UDPゴシック" w:eastAsia="BIZ UDPゴシック"/>
-                <w:b w:val="0"/>
-                <w:sz w:val="36"/>
-              </w:rPr>
-              <w:t>🎁</w:t>
+              <w:drawing>
+                <wp:inline xmlns:a="http://schemas.openxmlformats.org/drawingml/2006/main" xmlns:pic="http://schemas.openxmlformats.org/drawingml/2006/picture">
+                  <wp:extent cx="396000" cy="396000"/>
+                  <wp:docPr id="24" name="Picture 24"/>
+                  <wp:cNvGraphicFramePr>
+                    <a:graphicFrameLocks noChangeAspect="1"/>
+                  </wp:cNvGraphicFramePr>
+                  <a:graphic>
+                    <a:graphicData uri="http://schemas.openxmlformats.org/drawingml/2006/picture">
+                      <pic:pic>
+                        <pic:nvPicPr>
+                          <pic:cNvPr id="0" name="present.png"/>
+                          <pic:cNvPicPr/>
+                        </pic:nvPicPr>
+                        <pic:blipFill>
+                          <a:blip r:embed="rId22"/>
+                          <a:stretch>
+                            <a:fillRect/>
+                          </a:stretch>
+                        </pic:blipFill>
+                        <pic:spPr>
+                          <a:xfrm>
+                            <a:off x="0" y="0"/>
+                            <a:ext cx="396000" cy="396000"/>
+                          </a:xfrm>
+                          <a:prstGeom prst="rect"/>
+                        </pic:spPr>
+                      </pic:pic>
+                    </a:graphicData>
+                  </a:graphic>
+                </wp:inline>
+              </w:drawing>
             </w:r>
           </w:p>
         </w:tc>
@@ -1912,7 +2677,7 @@
           <w:p>
             <w:pPr>
               <w:jc w:val="center"/>
-              <w:spacing w:before="30" w:after="0" w:line="140" w:lineRule="auto"/>
+              <w:spacing w:before="20" w:after="0" w:line="130" w:lineRule="auto"/>
             </w:pPr>
             <w:r>
               <w:rPr>
@@ -1927,14 +2692,14 @@
           <w:p>
             <w:pPr>
               <w:jc w:val="center"/>
-              <w:spacing w:before="0" w:after="0" w:line="170" w:lineRule="auto"/>
+              <w:spacing w:before="0" w:after="0" w:line="160" w:lineRule="auto"/>
             </w:pPr>
             <w:r>
               <w:rPr>
                 <w:rFonts w:ascii="BIZ UDPゴシック" w:hAnsi="BIZ UDPゴシック" w:eastAsia="BIZ UDPゴシック"/>
                 <w:b/>
                 <w:color w:val="4C9A2A"/>
-                <w:sz w:val="21"/>
+                <w:sz w:val="20"/>
               </w:rPr>
               <w:t>外食</w:t>
             </w:r>
@@ -1942,14 +2707,14 @@
           <w:p>
             <w:pPr>
               <w:jc w:val="center"/>
-              <w:spacing w:before="0" w:after="0" w:line="140" w:lineRule="auto"/>
+              <w:spacing w:before="0" w:after="0" w:line="120" w:lineRule="auto"/>
             </w:pPr>
             <w:r>
               <w:rPr>
                 <w:rFonts w:ascii="BIZ UDPゴシック" w:hAnsi="BIZ UDPゴシック" w:eastAsia="BIZ UDPゴシック"/>
                 <w:b w:val="0"/>
                 <w:color w:val="222222"/>
-                <w:sz w:val="14"/>
+                <w:sz w:val="13"/>
               </w:rPr>
               <w:t>（マクドナルド）</w:t>
             </w:r>
@@ -1960,12 +2725,38 @@
               <w:spacing w:before="10" w:after="0" w:line="200" w:lineRule="auto"/>
             </w:pPr>
             <w:r>
-              <w:rPr>
-                <w:rFonts w:ascii="BIZ UDPゴシック" w:hAnsi="BIZ UDPゴシック" w:eastAsia="BIZ UDPゴシック"/>
-                <w:b w:val="0"/>
-                <w:sz w:val="36"/>
-              </w:rPr>
-              <w:t>🍔</w:t>
+              <w:drawing>
+                <wp:inline xmlns:a="http://schemas.openxmlformats.org/drawingml/2006/main" xmlns:pic="http://schemas.openxmlformats.org/drawingml/2006/picture">
+                  <wp:extent cx="396000" cy="396000"/>
+                  <wp:docPr id="25" name="Picture 25"/>
+                  <wp:cNvGraphicFramePr>
+                    <a:graphicFrameLocks noChangeAspect="1"/>
+                  </wp:cNvGraphicFramePr>
+                  <a:graphic>
+                    <a:graphicData uri="http://schemas.openxmlformats.org/drawingml/2006/picture">
+                      <pic:pic>
+                        <pic:nvPicPr>
+                          <pic:cNvPr id="0" name="burger.png"/>
+                          <pic:cNvPicPr/>
+                        </pic:nvPicPr>
+                        <pic:blipFill>
+                          <a:blip r:embed="rId23"/>
+                          <a:stretch>
+                            <a:fillRect/>
+                          </a:stretch>
+                        </pic:blipFill>
+                        <pic:spPr>
+                          <a:xfrm>
+                            <a:off x="0" y="0"/>
+                            <a:ext cx="396000" cy="396000"/>
+                          </a:xfrm>
+                          <a:prstGeom prst="rect"/>
+                        </pic:spPr>
+                      </pic:pic>
+                    </a:graphicData>
+                  </a:graphic>
+                </wp:inline>
+              </w:drawing>
             </w:r>
           </w:p>
         </w:tc>
@@ -2015,7 +2806,7 @@
           <w:p>
             <w:pPr>
               <w:jc w:val="center"/>
-              <w:spacing w:before="30" w:after="0" w:line="140" w:lineRule="auto"/>
+              <w:spacing w:before="20" w:after="0" w:line="130" w:lineRule="auto"/>
             </w:pPr>
             <w:r>
               <w:rPr>
@@ -2030,14 +2821,14 @@
           <w:p>
             <w:pPr>
               <w:jc w:val="center"/>
-              <w:spacing w:before="0" w:after="0" w:line="170" w:lineRule="auto"/>
+              <w:spacing w:before="0" w:after="0" w:line="160" w:lineRule="auto"/>
             </w:pPr>
             <w:r>
               <w:rPr>
                 <w:rFonts w:ascii="BIZ UDPゴシック" w:hAnsi="BIZ UDPゴシック" w:eastAsia="BIZ UDPゴシック"/>
                 <w:b/>
                 <w:color w:val="4C9A2A"/>
-                <w:sz w:val="21"/>
+                <w:sz w:val="20"/>
               </w:rPr>
               <w:t>お月見団子作り</w:t>
             </w:r>
@@ -2048,12 +2839,38 @@
               <w:spacing w:before="10" w:after="0" w:line="200" w:lineRule="auto"/>
             </w:pPr>
             <w:r>
-              <w:rPr>
-                <w:rFonts w:ascii="BIZ UDPゴシック" w:hAnsi="BIZ UDPゴシック" w:eastAsia="BIZ UDPゴシック"/>
-                <w:b w:val="0"/>
-                <w:sz w:val="36"/>
-              </w:rPr>
-              <w:t>🌕</w:t>
+              <w:drawing>
+                <wp:inline xmlns:a="http://schemas.openxmlformats.org/drawingml/2006/main" xmlns:pic="http://schemas.openxmlformats.org/drawingml/2006/picture">
+                  <wp:extent cx="396000" cy="396000"/>
+                  <wp:docPr id="26" name="Picture 26"/>
+                  <wp:cNvGraphicFramePr>
+                    <a:graphicFrameLocks noChangeAspect="1"/>
+                  </wp:cNvGraphicFramePr>
+                  <a:graphic>
+                    <a:graphicData uri="http://schemas.openxmlformats.org/drawingml/2006/picture">
+                      <pic:pic>
+                        <pic:nvPicPr>
+                          <pic:cNvPr id="0" name="tsukimi.png"/>
+                          <pic:cNvPicPr/>
+                        </pic:nvPicPr>
+                        <pic:blipFill>
+                          <a:blip r:embed="rId24"/>
+                          <a:stretch>
+                            <a:fillRect/>
+                          </a:stretch>
+                        </pic:blipFill>
+                        <pic:spPr>
+                          <a:xfrm>
+                            <a:off x="0" y="0"/>
+                            <a:ext cx="396000" cy="396000"/>
+                          </a:xfrm>
+                          <a:prstGeom prst="rect"/>
+                        </pic:spPr>
+                      </pic:pic>
+                    </a:graphicData>
+                  </a:graphic>
+                </wp:inline>
+              </w:drawing>
             </w:r>
           </w:p>
         </w:tc>
@@ -2087,7 +2904,7 @@
           <w:p>
             <w:pPr>
               <w:jc w:val="center"/>
-              <w:spacing w:before="30" w:after="0" w:line="140" w:lineRule="auto"/>
+              <w:spacing w:before="20" w:after="0" w:line="130" w:lineRule="auto"/>
             </w:pPr>
             <w:r>
               <w:rPr>
@@ -2102,14 +2919,14 @@
           <w:p>
             <w:pPr>
               <w:jc w:val="center"/>
-              <w:spacing w:before="0" w:after="0" w:line="170" w:lineRule="auto"/>
+              <w:spacing w:before="0" w:after="0" w:line="160" w:lineRule="auto"/>
             </w:pPr>
             <w:r>
               <w:rPr>
                 <w:rFonts w:ascii="BIZ UDPゴシック" w:hAnsi="BIZ UDPゴシック" w:eastAsia="BIZ UDPゴシック"/>
                 <w:b/>
                 <w:color w:val="4C9A2A"/>
-                <w:sz w:val="21"/>
+                <w:sz w:val="20"/>
               </w:rPr>
               <w:t>駄菓子屋</w:t>
             </w:r>
@@ -2120,12 +2937,38 @@
               <w:spacing w:before="10" w:after="0" w:line="200" w:lineRule="auto"/>
             </w:pPr>
             <w:r>
-              <w:rPr>
-                <w:rFonts w:ascii="BIZ UDPゴシック" w:hAnsi="BIZ UDPゴシック" w:eastAsia="BIZ UDPゴシック"/>
-                <w:b w:val="0"/>
-                <w:sz w:val="36"/>
-              </w:rPr>
-              <w:t>🍬</w:t>
+              <w:drawing>
+                <wp:inline xmlns:a="http://schemas.openxmlformats.org/drawingml/2006/main" xmlns:pic="http://schemas.openxmlformats.org/drawingml/2006/picture">
+                  <wp:extent cx="396000" cy="396000"/>
+                  <wp:docPr id="27" name="Picture 27"/>
+                  <wp:cNvGraphicFramePr>
+                    <a:graphicFrameLocks noChangeAspect="1"/>
+                  </wp:cNvGraphicFramePr>
+                  <a:graphic>
+                    <a:graphicData uri="http://schemas.openxmlformats.org/drawingml/2006/picture">
+                      <pic:pic>
+                        <pic:nvPicPr>
+                          <pic:cNvPr id="0" name="dagashi.png"/>
+                          <pic:cNvPicPr/>
+                        </pic:nvPicPr>
+                        <pic:blipFill>
+                          <a:blip r:embed="rId25"/>
+                          <a:stretch>
+                            <a:fillRect/>
+                          </a:stretch>
+                        </pic:blipFill>
+                        <pic:spPr>
+                          <a:xfrm>
+                            <a:off x="0" y="0"/>
+                            <a:ext cx="396000" cy="396000"/>
+                          </a:xfrm>
+                          <a:prstGeom prst="rect"/>
+                        </pic:spPr>
+                      </pic:pic>
+                    </a:graphicData>
+                  </a:graphic>
+                </wp:inline>
+              </w:drawing>
             </w:r>
           </w:p>
         </w:tc>
@@ -2159,7 +3002,7 @@
           <w:p>
             <w:pPr>
               <w:jc w:val="center"/>
-              <w:spacing w:before="30" w:after="0" w:line="140" w:lineRule="auto"/>
+              <w:spacing w:before="20" w:after="0" w:line="130" w:lineRule="auto"/>
             </w:pPr>
             <w:r>
               <w:rPr>
@@ -2174,14 +3017,14 @@
           <w:p>
             <w:pPr>
               <w:jc w:val="center"/>
-              <w:spacing w:before="0" w:after="0" w:line="170" w:lineRule="auto"/>
+              <w:spacing w:before="0" w:after="0" w:line="160" w:lineRule="auto"/>
             </w:pPr>
             <w:r>
               <w:rPr>
                 <w:rFonts w:ascii="BIZ UDPゴシック" w:hAnsi="BIZ UDPゴシック" w:eastAsia="BIZ UDPゴシック"/>
                 <w:b/>
                 <w:color w:val="4C9A2A"/>
-                <w:sz w:val="21"/>
+                <w:sz w:val="20"/>
               </w:rPr>
               <w:t>カラオケ</w:t>
             </w:r>
@@ -2192,12 +3035,38 @@
               <w:spacing w:before="10" w:after="0" w:line="200" w:lineRule="auto"/>
             </w:pPr>
             <w:r>
-              <w:rPr>
-                <w:rFonts w:ascii="BIZ UDPゴシック" w:hAnsi="BIZ UDPゴシック" w:eastAsia="BIZ UDPゴシック"/>
-                <w:b w:val="0"/>
-                <w:sz w:val="36"/>
-              </w:rPr>
-              <w:t>🎤</w:t>
+              <w:drawing>
+                <wp:inline xmlns:a="http://schemas.openxmlformats.org/drawingml/2006/main" xmlns:pic="http://schemas.openxmlformats.org/drawingml/2006/picture">
+                  <wp:extent cx="396000" cy="396000"/>
+                  <wp:docPr id="28" name="Picture 28"/>
+                  <wp:cNvGraphicFramePr>
+                    <a:graphicFrameLocks noChangeAspect="1"/>
+                  </wp:cNvGraphicFramePr>
+                  <a:graphic>
+                    <a:graphicData uri="http://schemas.openxmlformats.org/drawingml/2006/picture">
+                      <pic:pic>
+                        <pic:nvPicPr>
+                          <pic:cNvPr id="0" name="karaoke.png"/>
+                          <pic:cNvPicPr/>
+                        </pic:nvPicPr>
+                        <pic:blipFill>
+                          <a:blip r:embed="rId26"/>
+                          <a:stretch>
+                            <a:fillRect/>
+                          </a:stretch>
+                        </pic:blipFill>
+                        <pic:spPr>
+                          <a:xfrm>
+                            <a:off x="0" y="0"/>
+                            <a:ext cx="396000" cy="396000"/>
+                          </a:xfrm>
+                          <a:prstGeom prst="rect"/>
+                        </pic:spPr>
+                      </pic:pic>
+                    </a:graphicData>
+                  </a:graphic>
+                </wp:inline>
+              </w:drawing>
             </w:r>
           </w:p>
         </w:tc>
@@ -2248,7 +3117,7 @@
           <w:p>
             <w:pPr>
               <w:jc w:val="center"/>
-              <w:spacing w:before="30" w:after="0" w:line="140" w:lineRule="auto"/>
+              <w:spacing w:before="20" w:after="0" w:line="130" w:lineRule="auto"/>
             </w:pPr>
             <w:r>
               <w:rPr>
@@ -2263,14 +3132,14 @@
           <w:p>
             <w:pPr>
               <w:jc w:val="center"/>
-              <w:spacing w:before="0" w:after="0" w:line="170" w:lineRule="auto"/>
+              <w:spacing w:before="0" w:after="0" w:line="160" w:lineRule="auto"/>
             </w:pPr>
             <w:r>
               <w:rPr>
                 <w:rFonts w:ascii="BIZ UDPゴシック" w:hAnsi="BIZ UDPゴシック" w:eastAsia="BIZ UDPゴシック"/>
                 <w:b/>
                 <w:color w:val="4C9A2A"/>
-                <w:sz w:val="21"/>
+                <w:sz w:val="20"/>
               </w:rPr>
               <w:t>アスレチック公園</w:t>
             </w:r>
@@ -2281,12 +3150,38 @@
               <w:spacing w:before="10" w:after="0" w:line="200" w:lineRule="auto"/>
             </w:pPr>
             <w:r>
-              <w:rPr>
-                <w:rFonts w:ascii="BIZ UDPゴシック" w:hAnsi="BIZ UDPゴシック" w:eastAsia="BIZ UDPゴシック"/>
-                <w:b w:val="0"/>
-                <w:sz w:val="36"/>
-              </w:rPr>
-              <w:t>🧗</w:t>
+              <w:drawing>
+                <wp:inline xmlns:a="http://schemas.openxmlformats.org/drawingml/2006/main" xmlns:pic="http://schemas.openxmlformats.org/drawingml/2006/picture">
+                  <wp:extent cx="396000" cy="396000"/>
+                  <wp:docPr id="29" name="Picture 29"/>
+                  <wp:cNvGraphicFramePr>
+                    <a:graphicFrameLocks noChangeAspect="1"/>
+                  </wp:cNvGraphicFramePr>
+                  <a:graphic>
+                    <a:graphicData uri="http://schemas.openxmlformats.org/drawingml/2006/picture">
+                      <pic:pic>
+                        <pic:nvPicPr>
+                          <pic:cNvPr id="0" name="climb.png"/>
+                          <pic:cNvPicPr/>
+                        </pic:nvPicPr>
+                        <pic:blipFill>
+                          <a:blip r:embed="rId27"/>
+                          <a:stretch>
+                            <a:fillRect/>
+                          </a:stretch>
+                        </pic:blipFill>
+                        <pic:spPr>
+                          <a:xfrm>
+                            <a:off x="0" y="0"/>
+                            <a:ext cx="396000" cy="396000"/>
+                          </a:xfrm>
+                          <a:prstGeom prst="rect"/>
+                        </pic:spPr>
+                      </pic:pic>
+                    </a:graphicData>
+                  </a:graphic>
+                </wp:inline>
+              </w:drawing>
             </w:r>
           </w:p>
         </w:tc>
@@ -2369,7 +3264,7 @@
           <w:p>
             <w:pPr>
               <w:jc w:val="center"/>
-              <w:spacing w:before="30" w:after="0" w:line="140" w:lineRule="auto"/>
+              <w:spacing w:before="20" w:after="0" w:line="130" w:lineRule="auto"/>
             </w:pPr>
             <w:r>
               <w:rPr>
@@ -2384,14 +3279,14 @@
           <w:p>
             <w:pPr>
               <w:jc w:val="center"/>
-              <w:spacing w:before="0" w:after="0" w:line="170" w:lineRule="auto"/>
+              <w:spacing w:before="0" w:after="0" w:line="160" w:lineRule="auto"/>
             </w:pPr>
             <w:r>
               <w:rPr>
                 <w:rFonts w:ascii="BIZ UDPゴシック" w:hAnsi="BIZ UDPゴシック" w:eastAsia="BIZ UDPゴシック"/>
                 <w:b/>
                 <w:color w:val="4C9A2A"/>
-                <w:sz w:val="21"/>
+                <w:sz w:val="20"/>
               </w:rPr>
               <w:t>風船バレー</w:t>
             </w:r>
@@ -2402,12 +3297,38 @@
               <w:spacing w:before="10" w:after="0" w:line="200" w:lineRule="auto"/>
             </w:pPr>
             <w:r>
-              <w:rPr>
-                <w:rFonts w:ascii="BIZ UDPゴシック" w:hAnsi="BIZ UDPゴシック" w:eastAsia="BIZ UDPゴシック"/>
-                <w:b w:val="0"/>
-                <w:sz w:val="36"/>
-              </w:rPr>
-              <w:t>🎈</w:t>
+              <w:drawing>
+                <wp:inline xmlns:a="http://schemas.openxmlformats.org/drawingml/2006/main" xmlns:pic="http://schemas.openxmlformats.org/drawingml/2006/picture">
+                  <wp:extent cx="396000" cy="396000"/>
+                  <wp:docPr id="30" name="Picture 30"/>
+                  <wp:cNvGraphicFramePr>
+                    <a:graphicFrameLocks noChangeAspect="1"/>
+                  </wp:cNvGraphicFramePr>
+                  <a:graphic>
+                    <a:graphicData uri="http://schemas.openxmlformats.org/drawingml/2006/picture">
+                      <pic:pic>
+                        <pic:nvPicPr>
+                          <pic:cNvPr id="0" name="balloon.png"/>
+                          <pic:cNvPicPr/>
+                        </pic:nvPicPr>
+                        <pic:blipFill>
+                          <a:blip r:embed="rId28"/>
+                          <a:stretch>
+                            <a:fillRect/>
+                          </a:stretch>
+                        </pic:blipFill>
+                        <pic:spPr>
+                          <a:xfrm>
+                            <a:off x="0" y="0"/>
+                            <a:ext cx="396000" cy="396000"/>
+                          </a:xfrm>
+                          <a:prstGeom prst="rect"/>
+                        </pic:spPr>
+                      </pic:pic>
+                    </a:graphicData>
+                  </a:graphic>
+                </wp:inline>
+              </w:drawing>
             </w:r>
           </w:p>
         </w:tc>
@@ -2441,7 +3362,7 @@
           <w:p>
             <w:pPr>
               <w:jc w:val="center"/>
-              <w:spacing w:before="30" w:after="0" w:line="140" w:lineRule="auto"/>
+              <w:spacing w:before="20" w:after="0" w:line="130" w:lineRule="auto"/>
             </w:pPr>
             <w:r>
               <w:rPr>
@@ -2456,14 +3377,14 @@
           <w:p>
             <w:pPr>
               <w:jc w:val="center"/>
-              <w:spacing w:before="0" w:after="0" w:line="170" w:lineRule="auto"/>
+              <w:spacing w:before="0" w:after="0" w:line="160" w:lineRule="auto"/>
             </w:pPr>
             <w:r>
               <w:rPr>
                 <w:rFonts w:ascii="BIZ UDPゴシック" w:hAnsi="BIZ UDPゴシック" w:eastAsia="BIZ UDPゴシック"/>
                 <w:b/>
                 <w:color w:val="4C9A2A"/>
-                <w:sz w:val="21"/>
+                <w:sz w:val="20"/>
               </w:rPr>
               <w:t>ボウリング</w:t>
             </w:r>
@@ -2474,12 +3395,38 @@
               <w:spacing w:before="10" w:after="0" w:line="200" w:lineRule="auto"/>
             </w:pPr>
             <w:r>
-              <w:rPr>
-                <w:rFonts w:ascii="BIZ UDPゴシック" w:hAnsi="BIZ UDPゴシック" w:eastAsia="BIZ UDPゴシック"/>
-                <w:b w:val="0"/>
-                <w:sz w:val="36"/>
-              </w:rPr>
-              <w:t>🎳</w:t>
+              <w:drawing>
+                <wp:inline xmlns:a="http://schemas.openxmlformats.org/drawingml/2006/main" xmlns:pic="http://schemas.openxmlformats.org/drawingml/2006/picture">
+                  <wp:extent cx="396000" cy="396000"/>
+                  <wp:docPr id="31" name="Picture 31"/>
+                  <wp:cNvGraphicFramePr>
+                    <a:graphicFrameLocks noChangeAspect="1"/>
+                  </wp:cNvGraphicFramePr>
+                  <a:graphic>
+                    <a:graphicData uri="http://schemas.openxmlformats.org/drawingml/2006/picture">
+                      <pic:pic>
+                        <pic:nvPicPr>
+                          <pic:cNvPr id="0" name="bowling.png"/>
+                          <pic:cNvPicPr/>
+                        </pic:nvPicPr>
+                        <pic:blipFill>
+                          <a:blip r:embed="rId29"/>
+                          <a:stretch>
+                            <a:fillRect/>
+                          </a:stretch>
+                        </pic:blipFill>
+                        <pic:spPr>
+                          <a:xfrm>
+                            <a:off x="0" y="0"/>
+                            <a:ext cx="396000" cy="396000"/>
+                          </a:xfrm>
+                          <a:prstGeom prst="rect"/>
+                        </pic:spPr>
+                      </pic:pic>
+                    </a:graphicData>
+                  </a:graphic>
+                </wp:inline>
+              </w:drawing>
             </w:r>
           </w:p>
         </w:tc>
@@ -2513,7 +3460,7 @@
           <w:p>
             <w:pPr>
               <w:jc w:val="center"/>
-              <w:spacing w:before="30" w:after="0" w:line="140" w:lineRule="auto"/>
+              <w:spacing w:before="20" w:after="0" w:line="130" w:lineRule="auto"/>
             </w:pPr>
             <w:r>
               <w:rPr>
@@ -2528,14 +3475,14 @@
           <w:p>
             <w:pPr>
               <w:jc w:val="center"/>
-              <w:spacing w:before="0" w:after="0" w:line="170" w:lineRule="auto"/>
+              <w:spacing w:before="0" w:after="0" w:line="160" w:lineRule="auto"/>
             </w:pPr>
             <w:r>
               <w:rPr>
                 <w:rFonts w:ascii="BIZ UDPゴシック" w:hAnsi="BIZ UDPゴシック" w:eastAsia="BIZ UDPゴシック"/>
                 <w:b/>
                 <w:color w:val="4C9A2A"/>
-                <w:sz w:val="21"/>
+                <w:sz w:val="20"/>
               </w:rPr>
               <w:t>クイズ大会</w:t>
             </w:r>
@@ -2546,12 +3493,38 @@
               <w:spacing w:before="10" w:after="0" w:line="200" w:lineRule="auto"/>
             </w:pPr>
             <w:r>
-              <w:rPr>
-                <w:rFonts w:ascii="BIZ UDPゴシック" w:hAnsi="BIZ UDPゴシック" w:eastAsia="BIZ UDPゴシック"/>
-                <w:b w:val="0"/>
-                <w:sz w:val="36"/>
-              </w:rPr>
-              <w:t>❓</w:t>
+              <w:drawing>
+                <wp:inline xmlns:a="http://schemas.openxmlformats.org/drawingml/2006/main" xmlns:pic="http://schemas.openxmlformats.org/drawingml/2006/picture">
+                  <wp:extent cx="396000" cy="396000"/>
+                  <wp:docPr id="32" name="Picture 32"/>
+                  <wp:cNvGraphicFramePr>
+                    <a:graphicFrameLocks noChangeAspect="1"/>
+                  </wp:cNvGraphicFramePr>
+                  <a:graphic>
+                    <a:graphicData uri="http://schemas.openxmlformats.org/drawingml/2006/picture">
+                      <pic:pic>
+                        <pic:nvPicPr>
+                          <pic:cNvPr id="0" name="quiz.png"/>
+                          <pic:cNvPicPr/>
+                        </pic:nvPicPr>
+                        <pic:blipFill>
+                          <a:blip r:embed="rId30"/>
+                          <a:stretch>
+                            <a:fillRect/>
+                          </a:stretch>
+                        </pic:blipFill>
+                        <pic:spPr>
+                          <a:xfrm>
+                            <a:off x="0" y="0"/>
+                            <a:ext cx="396000" cy="396000"/>
+                          </a:xfrm>
+                          <a:prstGeom prst="rect"/>
+                        </pic:spPr>
+                      </pic:pic>
+                    </a:graphicData>
+                  </a:graphic>
+                </wp:inline>
+              </w:drawing>
             </w:r>
           </w:p>
         </w:tc>
@@ -3581,6 +4554,21 @@
         </w:tc>
       </w:tr>
     </w:tbl>
+    <w:p>
+      <w:pPr>
+        <w:jc w:val="right"/>
+        <w:spacing w:before="20" w:after="0" w:line="200" w:lineRule="auto"/>
+      </w:pPr>
+      <w:r>
+        <w:rPr>
+          <w:rFonts w:ascii="BIZ UDPゴシック" w:hAnsi="BIZ UDPゴシック" w:eastAsia="BIZ UDPゴシック"/>
+          <w:b w:val="0"/>
+          <w:color w:val="BBBBBB"/>
+          <w:sz w:val="13"/>
+        </w:rPr>
+        <w:t>イラスト: OpenMoji（CC BY-SA 4.0）／ロゴは夢門塾の素材を使用</w:t>
+      </w:r>
+    </w:p>
     <w:sectPr>
       <w:pgSz w:w="11906" w:h="16838"/>
       <w:pgMar w:top="397" w:right="454" w:bottom="340" w:left="454" w:header="720" w:footer="720" w:gutter="0"/>
